--- a/Teendőlista dokumentáció.docx
+++ b/Teendőlista dokumentáció.docx
@@ -148,13 +148,32 @@
           <w:sz w:val="24"/>
         </w:rPr>
       </w:pPr>
-      <w:r>
-        <w:rPr>
-          <w:rFonts w:ascii="Times New Roman" w:eastAsia="Times New Roman" w:hAnsi="Times New Roman" w:cs="Times New Roman"/>
-          <w:sz w:val="24"/>
-        </w:rPr>
-        <w:t>Bevezetés</w:t>
-      </w:r>
+      <w:hyperlink w:anchor="Bevezetés" w:history="1">
+        <w:r>
+          <w:rPr>
+            <w:rStyle w:val="Hiperhivatkozs"/>
+            <w:rFonts w:ascii="Times New Roman" w:eastAsia="Times New Roman" w:hAnsi="Times New Roman" w:cs="Times New Roman"/>
+            <w:sz w:val="24"/>
+          </w:rPr>
+          <w:t>Beve</w:t>
+        </w:r>
+        <w:r>
+          <w:rPr>
+            <w:rStyle w:val="Hiperhivatkozs"/>
+            <w:rFonts w:ascii="Times New Roman" w:eastAsia="Times New Roman" w:hAnsi="Times New Roman" w:cs="Times New Roman"/>
+            <w:sz w:val="24"/>
+          </w:rPr>
+          <w:t>z</w:t>
+        </w:r>
+        <w:r>
+          <w:rPr>
+            <w:rStyle w:val="Hiperhivatkozs"/>
+            <w:rFonts w:ascii="Times New Roman" w:eastAsia="Times New Roman" w:hAnsi="Times New Roman" w:cs="Times New Roman"/>
+            <w:sz w:val="24"/>
+          </w:rPr>
+          <w:t>etés</w:t>
+        </w:r>
+      </w:hyperlink>
     </w:p>
     <w:p>
       <w:pPr>
@@ -169,13 +188,16 @@
           <w:sz w:val="24"/>
         </w:rPr>
       </w:pPr>
-      <w:r>
-        <w:rPr>
-          <w:rFonts w:ascii="Times New Roman" w:eastAsia="Times New Roman" w:hAnsi="Times New Roman" w:cs="Times New Roman"/>
-          <w:sz w:val="24"/>
-        </w:rPr>
-        <w:t>A projekt célja és követelményei</w:t>
-      </w:r>
+      <w:hyperlink w:anchor="Projekt_célja" w:history="1">
+        <w:r>
+          <w:rPr>
+            <w:rStyle w:val="Hiperhivatkozs"/>
+            <w:rFonts w:ascii="Times New Roman" w:eastAsia="Times New Roman" w:hAnsi="Times New Roman" w:cs="Times New Roman"/>
+            <w:sz w:val="24"/>
+          </w:rPr>
+          <w:t>A projekt célja és követelményei</w:t>
+        </w:r>
+      </w:hyperlink>
     </w:p>
     <w:p>
       <w:pPr>
@@ -190,14 +212,18 @@
           <w:sz w:val="24"/>
         </w:rPr>
       </w:pPr>
-      <w:r>
-        <w:rPr>
-          <w:rFonts w:ascii="Times New Roman" w:eastAsia="Times New Roman" w:hAnsi="Times New Roman" w:cs="Times New Roman"/>
-          <w:sz w:val="24"/>
-        </w:rPr>
-        <w:t>Rendszerterv</w:t>
-      </w:r>
-    </w:p>
+      <w:hyperlink w:anchor="Rendszerterv" w:history="1">
+        <w:r>
+          <w:rPr>
+            <w:rStyle w:val="Hiperhivatkozs"/>
+            <w:rFonts w:ascii="Times New Roman" w:eastAsia="Times New Roman" w:hAnsi="Times New Roman" w:cs="Times New Roman"/>
+            <w:sz w:val="24"/>
+          </w:rPr>
+          <w:t>Rendszerterv</w:t>
+        </w:r>
+      </w:hyperlink>
+    </w:p>
+    <w:bookmarkStart w:id="0" w:name="Megvalósítás"/>
     <w:p>
       <w:pPr>
         <w:pStyle w:val="Listaszerbekezds"/>
@@ -216,9 +242,45 @@
           <w:rFonts w:ascii="Times New Roman" w:eastAsia="Times New Roman" w:hAnsi="Times New Roman" w:cs="Times New Roman"/>
           <w:sz w:val="24"/>
         </w:rPr>
+        <w:fldChar w:fldCharType="begin"/>
+      </w:r>
+      <w:r>
+        <w:rPr>
+          <w:rFonts w:ascii="Times New Roman" w:eastAsia="Times New Roman" w:hAnsi="Times New Roman" w:cs="Times New Roman"/>
+          <w:sz w:val="24"/>
+        </w:rPr>
+        <w:instrText xml:space="preserve"> HYPERLINK  \l "Megvalósítás" </w:instrText>
+      </w:r>
+      <w:r>
+        <w:rPr>
+          <w:rFonts w:ascii="Times New Roman" w:eastAsia="Times New Roman" w:hAnsi="Times New Roman" w:cs="Times New Roman"/>
+          <w:sz w:val="24"/>
+        </w:rPr>
+      </w:r>
+      <w:r>
+        <w:rPr>
+          <w:rFonts w:ascii="Times New Roman" w:eastAsia="Times New Roman" w:hAnsi="Times New Roman" w:cs="Times New Roman"/>
+          <w:sz w:val="24"/>
+        </w:rPr>
+        <w:fldChar w:fldCharType="separate"/>
+      </w:r>
+      <w:r>
+        <w:rPr>
+          <w:rStyle w:val="Hiperhivatkozs"/>
+          <w:rFonts w:ascii="Times New Roman" w:eastAsia="Times New Roman" w:hAnsi="Times New Roman" w:cs="Times New Roman"/>
+          <w:sz w:val="24"/>
+        </w:rPr>
         <w:t>A megvalósítás leírása</w:t>
       </w:r>
-    </w:p>
+      <w:r>
+        <w:rPr>
+          <w:rFonts w:ascii="Times New Roman" w:eastAsia="Times New Roman" w:hAnsi="Times New Roman" w:cs="Times New Roman"/>
+          <w:sz w:val="24"/>
+        </w:rPr>
+        <w:fldChar w:fldCharType="end"/>
+      </w:r>
+    </w:p>
+    <w:bookmarkEnd w:id="0"/>
     <w:p>
       <w:pPr>
         <w:pStyle w:val="Listaszerbekezds"/>
@@ -237,7 +299,42 @@
           <w:rFonts w:ascii="Times New Roman" w:eastAsia="Times New Roman" w:hAnsi="Times New Roman" w:cs="Times New Roman"/>
           <w:sz w:val="24"/>
         </w:rPr>
+        <w:fldChar w:fldCharType="begin"/>
+      </w:r>
+      <w:r>
+        <w:rPr>
+          <w:rFonts w:ascii="Times New Roman" w:eastAsia="Times New Roman" w:hAnsi="Times New Roman" w:cs="Times New Roman"/>
+          <w:sz w:val="24"/>
+        </w:rPr>
+        <w:instrText xml:space="preserve"> HYPERLINK  \l "Tesztelés" </w:instrText>
+      </w:r>
+      <w:r>
+        <w:rPr>
+          <w:rFonts w:ascii="Times New Roman" w:eastAsia="Times New Roman" w:hAnsi="Times New Roman" w:cs="Times New Roman"/>
+          <w:sz w:val="24"/>
+        </w:rPr>
+      </w:r>
+      <w:r>
+        <w:rPr>
+          <w:rFonts w:ascii="Times New Roman" w:eastAsia="Times New Roman" w:hAnsi="Times New Roman" w:cs="Times New Roman"/>
+          <w:sz w:val="24"/>
+        </w:rPr>
+        <w:fldChar w:fldCharType="separate"/>
+      </w:r>
+      <w:r>
+        <w:rPr>
+          <w:rStyle w:val="Hiperhivatkozs"/>
+          <w:rFonts w:ascii="Times New Roman" w:eastAsia="Times New Roman" w:hAnsi="Times New Roman" w:cs="Times New Roman"/>
+          <w:sz w:val="24"/>
+        </w:rPr>
         <w:t>Tesztelés</w:t>
+      </w:r>
+      <w:r>
+        <w:rPr>
+          <w:rFonts w:ascii="Times New Roman" w:eastAsia="Times New Roman" w:hAnsi="Times New Roman" w:cs="Times New Roman"/>
+          <w:sz w:val="24"/>
+        </w:rPr>
+        <w:fldChar w:fldCharType="end"/>
       </w:r>
     </w:p>
     <w:p>
@@ -253,13 +350,16 @@
           <w:sz w:val="24"/>
         </w:rPr>
       </w:pPr>
-      <w:r>
-        <w:rPr>
-          <w:rFonts w:ascii="Times New Roman" w:eastAsia="Times New Roman" w:hAnsi="Times New Roman" w:cs="Times New Roman"/>
-          <w:sz w:val="24"/>
-        </w:rPr>
-        <w:t>Felhasználói útmutató</w:t>
-      </w:r>
+      <w:hyperlink w:anchor="Útmutató" w:history="1">
+        <w:r>
+          <w:rPr>
+            <w:rStyle w:val="Hiperhivatkozs"/>
+            <w:rFonts w:ascii="Times New Roman" w:eastAsia="Times New Roman" w:hAnsi="Times New Roman" w:cs="Times New Roman"/>
+            <w:sz w:val="24"/>
+          </w:rPr>
+          <w:t>Felhasználói útmutató</w:t>
+        </w:r>
+      </w:hyperlink>
     </w:p>
     <w:p>
       <w:pPr>
@@ -274,13 +374,16 @@
           <w:sz w:val="24"/>
         </w:rPr>
       </w:pPr>
-      <w:r>
-        <w:rPr>
-          <w:rFonts w:ascii="Times New Roman" w:eastAsia="Times New Roman" w:hAnsi="Times New Roman" w:cs="Times New Roman"/>
-          <w:sz w:val="24"/>
-        </w:rPr>
-        <w:t>Tapasztalatok, értékelés</w:t>
-      </w:r>
+      <w:hyperlink w:anchor="Véleményezés" w:history="1">
+        <w:r>
+          <w:rPr>
+            <w:rStyle w:val="Hiperhivatkozs"/>
+            <w:rFonts w:ascii="Times New Roman" w:eastAsia="Times New Roman" w:hAnsi="Times New Roman" w:cs="Times New Roman"/>
+            <w:sz w:val="24"/>
+          </w:rPr>
+          <w:t>Tapasztalatok, értékelés</w:t>
+        </w:r>
+      </w:hyperlink>
     </w:p>
     <w:p>
       <w:pPr>
@@ -292,6 +395,7 @@
           <w:sz w:val="48"/>
         </w:rPr>
       </w:pPr>
+      <w:bookmarkStart w:id="1" w:name="Bevezetés"/>
       <w:r>
         <w:rPr>
           <w:rFonts w:ascii="Times New Roman" w:eastAsia="Times New Roman" w:hAnsi="Times New Roman" w:cs="Times New Roman"/>
@@ -299,17 +403,10 @@
           <w:sz w:val="48"/>
         </w:rPr>
         <w:lastRenderedPageBreak/>
-        <w:t>B</w:t>
-      </w:r>
-      <w:r>
-        <w:rPr>
-          <w:rFonts w:ascii="Times New Roman" w:eastAsia="Times New Roman" w:hAnsi="Times New Roman" w:cs="Times New Roman"/>
-          <w:b/>
-          <w:sz w:val="48"/>
-        </w:rPr>
-        <w:t>evezetés</w:t>
-      </w:r>
-    </w:p>
+        <w:t>Bevezetés</w:t>
+      </w:r>
+    </w:p>
+    <w:bookmarkEnd w:id="1"/>
     <w:p>
       <w:pPr>
         <w:spacing w:before="240" w:after="240" w:line="240" w:lineRule="auto"/>
@@ -345,16 +442,7 @@
           <w:color w:val="000000"/>
           <w:sz w:val="24"/>
         </w:rPr>
-        <w:t>Fő fu</w:t>
-      </w:r>
-      <w:r>
-        <w:rPr>
-          <w:rFonts w:ascii="Times New Roman" w:eastAsia="Times New Roman" w:hAnsi="Times New Roman" w:cs="Times New Roman"/>
-          <w:b/>
-          <w:color w:val="000000"/>
-          <w:sz w:val="24"/>
-        </w:rPr>
-        <w:t>nkciók:</w:t>
+        <w:t>Fő funkciók:</w:t>
       </w:r>
     </w:p>
     <w:p>
@@ -387,15 +475,7 @@
           <w:color w:val="000000"/>
           <w:sz w:val="24"/>
         </w:rPr>
-        <w:t xml:space="preserve"> A felhasználók könnyedén létrehozhatnak teendőlistákat, hozzáadhatnak új feladatokat, határidőket </w:t>
-      </w:r>
-      <w:r>
-        <w:rPr>
-          <w:rFonts w:ascii="Times New Roman" w:eastAsia="Times New Roman" w:hAnsi="Times New Roman" w:cs="Times New Roman"/>
-          <w:color w:val="000000"/>
-          <w:sz w:val="24"/>
-        </w:rPr>
-        <w:t>állíthatnak be, és jelölhetik, ha egy feladatot elvégeztek.</w:t>
+        <w:t xml:space="preserve"> A felhasználók könnyedén létrehozhatnak teendőlistákat, hozzáadhatnak új feladatokat, határidőket állíthatnak be, és jelölhetik, ha egy feladatot elvégeztek.</w:t>
       </w:r>
     </w:p>
     <w:p>
@@ -461,15 +541,7 @@
           <w:color w:val="000000"/>
           <w:sz w:val="24"/>
         </w:rPr>
-        <w:t xml:space="preserve"> Csak a saját és csoport feladatait tudja megnézni, és hogy milyen stát</w:t>
-      </w:r>
-      <w:r>
-        <w:rPr>
-          <w:rFonts w:ascii="Times New Roman" w:eastAsia="Times New Roman" w:hAnsi="Times New Roman" w:cs="Times New Roman"/>
-          <w:color w:val="000000"/>
-          <w:sz w:val="24"/>
-        </w:rPr>
-        <w:t>uszban vannak azok.</w:t>
+        <w:t xml:space="preserve"> Csak a saját és csoport feladatait tudja megnézni, és hogy milyen státuszban vannak azok.</w:t>
       </w:r>
     </w:p>
     <w:p>
@@ -521,21 +593,14 @@
           <w:color w:val="000000"/>
           <w:sz w:val="24"/>
         </w:rPr>
-        <w:t>Ez az alkalmazás ideális lenne olyan kisebb csoportok számára, akik közösen dolgoznak feladatokon, vagy csak szeretnék átlá</w:t>
-      </w:r>
-      <w:r>
-        <w:rPr>
-          <w:rFonts w:ascii="Times New Roman" w:eastAsia="Times New Roman" w:hAnsi="Times New Roman" w:cs="Times New Roman"/>
-          <w:color w:val="000000"/>
-          <w:sz w:val="24"/>
-        </w:rPr>
-        <w:t>tni a megosztott teendőiket.</w:t>
+        <w:t>Ez az alkalmazás ideális lenne olyan kisebb csoportok számára, akik közösen dolgoznak feladatokon, vagy csak szeretnék átlátni a megosztott teendőiket.</w:t>
       </w:r>
     </w:p>
     <w:p>
       <w:pPr>
         <w:keepNext/>
         <w:keepLines/>
+        <w:pageBreakBefore/>
         <w:spacing w:before="480" w:after="0" w:line="276" w:lineRule="auto"/>
         <w:jc w:val="center"/>
         <w:rPr>
@@ -544,15 +609,18 @@
           <w:sz w:val="48"/>
         </w:rPr>
       </w:pPr>
+      <w:bookmarkStart w:id="2" w:name="Projekt_célja"/>
       <w:r>
         <w:rPr>
           <w:rFonts w:ascii="Times New Roman" w:eastAsia="Times New Roman" w:hAnsi="Times New Roman" w:cs="Times New Roman"/>
           <w:b/>
           <w:sz w:val="48"/>
         </w:rPr>
+        <w:lastRenderedPageBreak/>
         <w:t>A projekt célja és követelményei</w:t>
       </w:r>
     </w:p>
+    <w:bookmarkEnd w:id="2"/>
     <w:p>
       <w:pPr>
         <w:pStyle w:val="Listaszerbekezds"/>
@@ -628,15 +696,7 @@
           <w:color w:val="000000"/>
           <w:sz w:val="24"/>
         </w:rPr>
-        <w:t>Felhasználókezelés (regisztráció, bejelentke</w:t>
-      </w:r>
-      <w:r>
-        <w:rPr>
-          <w:rFonts w:ascii="Times New Roman" w:eastAsia="Times New Roman" w:hAnsi="Times New Roman" w:cs="Times New Roman"/>
-          <w:color w:val="000000"/>
-          <w:sz w:val="24"/>
-        </w:rPr>
-        <w:t>zés)</w:t>
+        <w:t>Felhasználókezelés (regisztráció, bejelentkezés)</w:t>
       </w:r>
     </w:p>
     <w:p>
@@ -669,6 +729,7 @@
       <w:pPr>
         <w:keepNext/>
         <w:keepLines/>
+        <w:pageBreakBefore/>
         <w:spacing w:before="480" w:after="0" w:line="276" w:lineRule="auto"/>
         <w:jc w:val="center"/>
         <w:rPr>
@@ -677,23 +738,18 @@
           <w:sz w:val="48"/>
         </w:rPr>
       </w:pPr>
+      <w:bookmarkStart w:id="3" w:name="Rendszerterv"/>
       <w:r>
         <w:rPr>
           <w:rFonts w:ascii="Times New Roman" w:eastAsia="Times New Roman" w:hAnsi="Times New Roman" w:cs="Times New Roman"/>
           <w:b/>
           <w:sz w:val="48"/>
         </w:rPr>
-        <w:t>R</w:t>
-      </w:r>
-      <w:r>
-        <w:rPr>
-          <w:rFonts w:ascii="Times New Roman" w:eastAsia="Times New Roman" w:hAnsi="Times New Roman" w:cs="Times New Roman"/>
-          <w:b/>
-          <w:sz w:val="48"/>
-        </w:rPr>
-        <w:t>endszerterv</w:t>
-      </w:r>
-    </w:p>
+        <w:lastRenderedPageBreak/>
+        <w:t>Rendszerterv</w:t>
+      </w:r>
+    </w:p>
+    <w:bookmarkEnd w:id="3"/>
     <w:p>
       <w:pPr>
         <w:keepNext/>
@@ -728,20 +784,14 @@
           <w:rFonts w:ascii="Times New Roman" w:eastAsia="Times New Roman" w:hAnsi="Times New Roman" w:cs="Times New Roman"/>
           <w:sz w:val="24"/>
         </w:rPr>
-        <w:t>A felhasználói felület vázlata tartalmazza a fő képernyők felépítését: főmen</w:t>
-      </w:r>
-      <w:r>
-        <w:rPr>
-          <w:rFonts w:ascii="Times New Roman" w:eastAsia="Times New Roman" w:hAnsi="Times New Roman" w:cs="Times New Roman"/>
-          <w:sz w:val="24"/>
-        </w:rPr>
-        <w:t>ü, feladatlista, új feladat létrehozása, csoportkezelés.</w:t>
+        <w:t>A felhasználói felület vázlata tartalmazza a fő képernyők felépítését: főmenü, feladatlista, új feladat létrehozása, csoportkezelés.</w:t>
       </w:r>
     </w:p>
     <w:p>
       <w:pPr>
         <w:keepNext/>
         <w:keepLines/>
+        <w:pageBreakBefore/>
         <w:spacing w:before="480" w:after="0" w:line="276" w:lineRule="auto"/>
         <w:jc w:val="center"/>
         <w:rPr>
@@ -803,7 +853,23 @@
           <w:rFonts w:ascii="Times New Roman" w:eastAsia="Times New Roman" w:hAnsi="Times New Roman" w:cs="Times New Roman"/>
           <w:sz w:val="24"/>
         </w:rPr>
-        <w:t>Adatkezelés SQLite adatbázissal történt.</w:t>
+        <w:t xml:space="preserve">Adatkezelés </w:t>
+      </w:r>
+      <w:proofErr w:type="spellStart"/>
+      <w:r>
+        <w:rPr>
+          <w:rFonts w:ascii="Times New Roman" w:eastAsia="Times New Roman" w:hAnsi="Times New Roman" w:cs="Times New Roman"/>
+          <w:sz w:val="24"/>
+        </w:rPr>
+        <w:t>SQLite</w:t>
+      </w:r>
+      <w:proofErr w:type="spellEnd"/>
+      <w:r>
+        <w:rPr>
+          <w:rFonts w:ascii="Times New Roman" w:eastAsia="Times New Roman" w:hAnsi="Times New Roman" w:cs="Times New Roman"/>
+          <w:sz w:val="24"/>
+        </w:rPr>
+        <w:t xml:space="preserve"> adatbázissal történt.</w:t>
       </w:r>
     </w:p>
     <w:p>
@@ -895,14 +961,7 @@
           <w:rFonts w:ascii="Times New Roman" w:eastAsia="Times New Roman" w:hAnsi="Times New Roman" w:cs="Times New Roman"/>
           <w:sz w:val="24"/>
         </w:rPr>
-        <w:t>Cs</w:t>
-      </w:r>
-      <w:r>
-        <w:rPr>
-          <w:rFonts w:ascii="Times New Roman" w:eastAsia="Times New Roman" w:hAnsi="Times New Roman" w:cs="Times New Roman"/>
-          <w:sz w:val="24"/>
-        </w:rPr>
-        <w:t>oportkezelés</w:t>
+        <w:t>Csoportkezelés</w:t>
       </w:r>
     </w:p>
     <w:p>
@@ -932,6 +991,7 @@
       <w:pPr>
         <w:keepNext/>
         <w:keepLines/>
+        <w:pageBreakBefore/>
         <w:spacing w:before="480" w:after="0" w:line="276" w:lineRule="auto"/>
         <w:jc w:val="center"/>
         <w:rPr>
@@ -940,23 +1000,18 @@
           <w:sz w:val="48"/>
         </w:rPr>
       </w:pPr>
+      <w:bookmarkStart w:id="4" w:name="Tesztelés"/>
       <w:r>
         <w:rPr>
           <w:rFonts w:ascii="Times New Roman" w:eastAsia="Times New Roman" w:hAnsi="Times New Roman" w:cs="Times New Roman"/>
           <w:b/>
           <w:sz w:val="48"/>
         </w:rPr>
-        <w:t>T</w:t>
-      </w:r>
-      <w:r>
-        <w:rPr>
-          <w:rFonts w:ascii="Times New Roman" w:eastAsia="Times New Roman" w:hAnsi="Times New Roman" w:cs="Times New Roman"/>
-          <w:b/>
-          <w:sz w:val="48"/>
-        </w:rPr>
-        <w:t>esztelés</w:t>
-      </w:r>
-    </w:p>
+        <w:lastRenderedPageBreak/>
+        <w:t>Tesztelés</w:t>
+      </w:r>
+    </w:p>
+    <w:bookmarkEnd w:id="4"/>
     <w:p>
       <w:pPr>
         <w:pStyle w:val="Listaszerbekezds"/>
@@ -1030,6 +1085,7 @@
       <w:pPr>
         <w:keepNext/>
         <w:keepLines/>
+        <w:pageBreakBefore/>
         <w:spacing w:before="480" w:after="0" w:line="276" w:lineRule="auto"/>
         <w:jc w:val="center"/>
         <w:rPr>
@@ -1039,14 +1095,17 @@
           <w:sz w:val="28"/>
         </w:rPr>
       </w:pPr>
+      <w:bookmarkStart w:id="5" w:name="Útmutató"/>
       <w:r>
         <w:rPr>
           <w:rFonts w:ascii="Times New Roman" w:eastAsia="Times New Roman" w:hAnsi="Times New Roman" w:cs="Times New Roman"/>
           <w:b/>
           <w:sz w:val="48"/>
         </w:rPr>
+        <w:lastRenderedPageBreak/>
         <w:t>Felhasználói útmutató</w:t>
       </w:r>
+      <w:bookmarkEnd w:id="5"/>
     </w:p>
     <w:p>
       <w:pPr>
@@ -1067,14 +1126,7 @@
           <w:rFonts w:ascii="Times New Roman" w:eastAsia="Times New Roman" w:hAnsi="Times New Roman" w:cs="Times New Roman"/>
           <w:sz w:val="24"/>
         </w:rPr>
-        <w:t>Indítsd el az alkalmaz</w:t>
-      </w:r>
-      <w:r>
-        <w:rPr>
-          <w:rFonts w:ascii="Times New Roman" w:eastAsia="Times New Roman" w:hAnsi="Times New Roman" w:cs="Times New Roman"/>
-          <w:sz w:val="24"/>
-        </w:rPr>
-        <w:t>ást.</w:t>
+        <w:t>Indítsd el az alkalmazást.</w:t>
       </w:r>
     </w:p>
     <w:p>
@@ -1169,6 +1221,7 @@
       <w:pPr>
         <w:keepNext/>
         <w:keepLines/>
+        <w:pageBreakBefore/>
         <w:spacing w:before="480" w:after="0" w:line="276" w:lineRule="auto"/>
         <w:jc w:val="center"/>
         <w:rPr>
@@ -1178,23 +1231,18 @@
           <w:sz w:val="28"/>
         </w:rPr>
       </w:pPr>
+      <w:bookmarkStart w:id="6" w:name="Véleményezés"/>
       <w:r>
         <w:rPr>
           <w:rFonts w:ascii="Times New Roman" w:eastAsia="Times New Roman" w:hAnsi="Times New Roman" w:cs="Times New Roman"/>
           <w:b/>
           <w:sz w:val="48"/>
         </w:rPr>
-        <w:t>T</w:t>
-      </w:r>
-      <w:r>
-        <w:rPr>
-          <w:rFonts w:ascii="Times New Roman" w:eastAsia="Times New Roman" w:hAnsi="Times New Roman" w:cs="Times New Roman"/>
-          <w:b/>
-          <w:sz w:val="48"/>
-        </w:rPr>
-        <w:t>apasztalatok, értékelés</w:t>
-      </w:r>
-    </w:p>
+        <w:lastRenderedPageBreak/>
+        <w:t>Tapasztalatok, értékelés</w:t>
+      </w:r>
+    </w:p>
+    <w:bookmarkEnd w:id="6"/>
     <w:p>
       <w:pPr>
         <w:spacing w:before="240" w:after="240" w:line="240" w:lineRule="auto"/>
@@ -1209,21 +1257,7 @@
           <w:rFonts w:ascii="Times New Roman" w:eastAsia="Times New Roman" w:hAnsi="Times New Roman" w:cs="Times New Roman"/>
           <w:sz w:val="24"/>
         </w:rPr>
-        <w:t>A projektmunka során több olyan technikai kihívással szembesül</w:t>
-      </w:r>
-      <w:r>
-        <w:rPr>
-          <w:rFonts w:ascii="Times New Roman" w:eastAsia="Times New Roman" w:hAnsi="Times New Roman" w:cs="Times New Roman"/>
-          <w:sz w:val="24"/>
-        </w:rPr>
-        <w:t>tünk, amelyek megoldása fejlesztette a problémamegoldó képességeinket. Az egyik legnehezebb feladat az volt, hogy a „Feladataim” oldalon dinamikusan szűrjük a feladatokat úgy, hogy azok ne csak az aktuális felhasználóhoz, hanem az általa tagként kezelt cso</w:t>
-      </w:r>
-      <w:r>
-        <w:rPr>
-          <w:rFonts w:ascii="Times New Roman" w:eastAsia="Times New Roman" w:hAnsi="Times New Roman" w:cs="Times New Roman"/>
-          <w:sz w:val="24"/>
-        </w:rPr>
-        <w:t>portokhoz is kapcsolódjanak. Ennek megvalósításához pontos adatbázis-lekérdezésekre, valamint a csoporttagság-kezelés logikai áttekintésére volt szükség.</w:t>
+        <w:t>A projektmunka során több olyan technikai kihívással szembesültünk, amelyek megoldása fejlesztette a problémamegoldó képességeinket. Az egyik legnehezebb feladat az volt, hogy a „Feladataim” oldalon dinamikusan szűrjük a feladatokat úgy, hogy azok ne csak az aktuális felhasználóhoz, hanem az általa tagként kezelt csoportokhoz is kapcsolódjanak. Ennek megvalósításához pontos adatbázis-lekérdezésekre, valamint a csoporttagság-kezelés logikai áttekintésére volt szükség.</w:t>
       </w:r>
     </w:p>
     <w:p>
@@ -1240,21 +1274,7 @@
           <w:rFonts w:ascii="Times New Roman" w:eastAsia="Times New Roman" w:hAnsi="Times New Roman" w:cs="Times New Roman"/>
           <w:sz w:val="24"/>
         </w:rPr>
-        <w:t>További kihívást jelentett a MAUI technológia sajátosságainak megismerése, különösen a XAML alapú felh</w:t>
-      </w:r>
-      <w:r>
-        <w:rPr>
-          <w:rFonts w:ascii="Times New Roman" w:eastAsia="Times New Roman" w:hAnsi="Times New Roman" w:cs="Times New Roman"/>
-          <w:sz w:val="24"/>
-        </w:rPr>
-        <w:t>asználói felület kialakításánál, ahol árnyékolásokat, háttérgradienseket és modern vizuális megjelenést kellett megvalósítanunk. Eleinte nehézséget okozott a platformfüggetlen UI-építés, de a dokumentációk tanulmányozása és a közös munka során sikerült egy</w:t>
-      </w:r>
-      <w:r>
-        <w:rPr>
-          <w:rFonts w:ascii="Times New Roman" w:eastAsia="Times New Roman" w:hAnsi="Times New Roman" w:cs="Times New Roman"/>
-          <w:sz w:val="24"/>
-        </w:rPr>
-        <w:t xml:space="preserve"> letisztult, jól kezelhető felületet kialakítanunk.</w:t>
+        <w:t>További kihívást jelentett a MAUI technológia sajátosságainak megismerése, különösen a XAML alapú felhasználói felület kialakításánál, ahol árnyékolásokat, háttérgradienseket és modern vizuális megjelenést kellett megvalósítanunk. Eleinte nehézséget okozott a platformfüggetlen UI-építés, de a dokumentációk tanulmányozása és a közös munka során sikerült egy letisztult, jól kezelhető felületet kialakítanunk.</w:t>
       </w:r>
     </w:p>
     <w:p>
@@ -1272,22 +1292,7 @@
           <w:rFonts w:ascii="Times New Roman" w:eastAsia="Times New Roman" w:hAnsi="Times New Roman" w:cs="Times New Roman"/>
           <w:sz w:val="24"/>
         </w:rPr>
-        <w:t>Összességében a munka során sokat tanultunk az adatmodellezésről, a UI-tervezésről, valamint a fejlesztési hibák kereséséről és kezeléséről is. A projekt befejez</w:t>
-      </w:r>
-      <w:r>
-        <w:rPr>
-          <w:rFonts w:ascii="Times New Roman" w:eastAsia="Times New Roman" w:hAnsi="Times New Roman" w:cs="Times New Roman"/>
-          <w:sz w:val="24"/>
-        </w:rPr>
-        <w:t xml:space="preserve">ésére sikerült egy </w:t>
-      </w:r>
-      <w:r>
-        <w:rPr>
-          <w:rFonts w:ascii="Times New Roman" w:eastAsia="Times New Roman" w:hAnsi="Times New Roman" w:cs="Times New Roman"/>
-          <w:sz w:val="24"/>
-        </w:rPr>
-        <w:lastRenderedPageBreak/>
-        <w:t>stabil, jól használható alkalmazást készítenünk, és világosabbá vált számunkra a szoftverfejlesztési folyamat gyakorlati oldala.</w:t>
+        <w:t>Összességében a munka során sokat tanultunk az adatmodellezésről, a UI-tervezésről, valamint a fejlesztési hibák kereséséről és kezeléséről is. A projekt befejezésére sikerült egy stabil, jól használható alkalmazást készítenünk, és világosabbá vált számunkra a szoftverfejlesztési folyamat gyakorlati oldala.</w:t>
       </w:r>
     </w:p>
     <w:sectPr>
@@ -2743,6 +2748,41 @@
       <w:contextualSpacing/>
     </w:pPr>
   </w:style>
+  <w:style w:type="character" w:styleId="Hiperhivatkozs">
+    <w:name w:val="Hyperlink"/>
+    <w:basedOn w:val="Bekezdsalapbettpusa"/>
+    <w:uiPriority w:val="99"/>
+    <w:unhideWhenUsed/>
+    <w:rsid w:val="005A5171"/>
+    <w:rPr>
+      <w:color w:val="0563C1" w:themeColor="hyperlink"/>
+      <w:u w:val="single"/>
+    </w:rPr>
+  </w:style>
+  <w:style w:type="character" w:styleId="Feloldatlanmegemlts">
+    <w:name w:val="Unresolved Mention"/>
+    <w:basedOn w:val="Bekezdsalapbettpusa"/>
+    <w:uiPriority w:val="99"/>
+    <w:semiHidden/>
+    <w:unhideWhenUsed/>
+    <w:rsid w:val="005A5171"/>
+    <w:rPr>
+      <w:color w:val="605E5C"/>
+      <w:shd w:val="clear" w:color="auto" w:fill="E1DFDD"/>
+    </w:rPr>
+  </w:style>
+  <w:style w:type="character" w:styleId="Mrltotthiperhivatkozs">
+    <w:name w:val="FollowedHyperlink"/>
+    <w:basedOn w:val="Bekezdsalapbettpusa"/>
+    <w:uiPriority w:val="99"/>
+    <w:semiHidden/>
+    <w:unhideWhenUsed/>
+    <w:rsid w:val="005A5171"/>
+    <w:rPr>
+      <w:color w:val="954F72" w:themeColor="followedHyperlink"/>
+      <w:u w:val="single"/>
+    </w:rPr>
+  </w:style>
 </w:styles>
 </file>
 

--- a/Teendőlista dokumentáció.docx
+++ b/Teendőlista dokumentáció.docx
@@ -853,23 +853,7 @@
           <w:rFonts w:ascii="Times New Roman" w:eastAsia="Times New Roman" w:hAnsi="Times New Roman" w:cs="Times New Roman"/>
           <w:sz w:val="24"/>
         </w:rPr>
-        <w:t xml:space="preserve">Adatkezelés </w:t>
-      </w:r>
-      <w:proofErr w:type="spellStart"/>
-      <w:r>
-        <w:rPr>
-          <w:rFonts w:ascii="Times New Roman" w:eastAsia="Times New Roman" w:hAnsi="Times New Roman" w:cs="Times New Roman"/>
-          <w:sz w:val="24"/>
-        </w:rPr>
-        <w:t>SQLite</w:t>
-      </w:r>
-      <w:proofErr w:type="spellEnd"/>
-      <w:r>
-        <w:rPr>
-          <w:rFonts w:ascii="Times New Roman" w:eastAsia="Times New Roman" w:hAnsi="Times New Roman" w:cs="Times New Roman"/>
-          <w:sz w:val="24"/>
-        </w:rPr>
-        <w:t xml:space="preserve"> adatbázissal történt.</w:t>
+        <w:t>Adatkezelés SQLite adatbázissal történt.</w:t>
       </w:r>
     </w:p>
     <w:p>
@@ -1148,7 +1132,21 @@
           <w:rFonts w:ascii="Times New Roman" w:eastAsia="Times New Roman" w:hAnsi="Times New Roman" w:cs="Times New Roman"/>
           <w:sz w:val="24"/>
         </w:rPr>
-        <w:t>Regisztrálj új felhasználóként, majd jelentkezz be.</w:t>
+        <w:t>Regisztrálj új felhasználót</w:t>
+      </w:r>
+      <w:r>
+        <w:rPr>
+          <w:rFonts w:ascii="Times New Roman" w:eastAsia="Times New Roman" w:hAnsi="Times New Roman" w:cs="Times New Roman"/>
+          <w:sz w:val="24"/>
+        </w:rPr>
+        <w:t xml:space="preserve"> a „Készíts egyet!” gombbal.</w:t>
+      </w:r>
+      <w:r>
+        <w:rPr>
+          <w:rFonts w:ascii="Times New Roman" w:eastAsia="Times New Roman" w:hAnsi="Times New Roman" w:cs="Times New Roman"/>
+          <w:sz w:val="24"/>
+        </w:rPr>
+        <w:t xml:space="preserve"> Ha van fiókod, akkor az 5. ponttól haladj tovább.</w:t>
       </w:r>
     </w:p>
     <w:p>
@@ -1170,7 +1168,7 @@
           <w:rFonts w:ascii="Times New Roman" w:eastAsia="Times New Roman" w:hAnsi="Times New Roman" w:cs="Times New Roman"/>
           <w:sz w:val="24"/>
         </w:rPr>
-        <w:t>Hozz létre új feladatokat.</w:t>
+        <w:t>Add meg a szükséges adatokat. A harmadik nevet és telefonszámot nem kötelező megadnod.</w:t>
       </w:r>
     </w:p>
     <w:p>
@@ -1192,7 +1190,21 @@
           <w:rFonts w:ascii="Times New Roman" w:eastAsia="Times New Roman" w:hAnsi="Times New Roman" w:cs="Times New Roman"/>
           <w:sz w:val="24"/>
         </w:rPr>
-        <w:t>Lépj be vagy hozz létre csoportot.</w:t>
+        <w:t>A „Regisztráció” gombra kattintva visszatérsz a bejelentkezés oldalhoz, valamint kiírja az adatokat az oldalra és a rendszerbe</w:t>
+      </w:r>
+      <w:r>
+        <w:rPr>
+          <w:rFonts w:ascii="Times New Roman" w:eastAsia="Times New Roman" w:hAnsi="Times New Roman" w:cs="Times New Roman"/>
+          <w:sz w:val="24"/>
+        </w:rPr>
+        <w:t xml:space="preserve"> is</w:t>
+      </w:r>
+      <w:r>
+        <w:rPr>
+          <w:rFonts w:ascii="Times New Roman" w:eastAsia="Times New Roman" w:hAnsi="Times New Roman" w:cs="Times New Roman"/>
+          <w:sz w:val="24"/>
+        </w:rPr>
+        <w:t>.</w:t>
       </w:r>
     </w:p>
     <w:p>
@@ -1214,7 +1226,704 @@
           <w:rFonts w:ascii="Times New Roman" w:eastAsia="Times New Roman" w:hAnsi="Times New Roman" w:cs="Times New Roman"/>
           <w:sz w:val="24"/>
         </w:rPr>
-        <w:t>Oszd meg a feladatokat a csoporttal.</w:t>
+        <w:t>A bejelentkezéshez add meg a regisztrálásnál megadott adatokat, majd a „Bejelentkezés” gombbal tudsz továbblépni.</w:t>
+      </w:r>
+    </w:p>
+    <w:p>
+      <w:pPr>
+        <w:pStyle w:val="Listaszerbekezds"/>
+        <w:numPr>
+          <w:ilvl w:val="0"/>
+          <w:numId w:val="10"/>
+        </w:numPr>
+        <w:spacing w:after="0" w:line="240" w:lineRule="auto"/>
+        <w:ind w:left="357" w:firstLine="0"/>
+        <w:rPr>
+          <w:rFonts w:ascii="Times New Roman" w:eastAsia="Times New Roman" w:hAnsi="Times New Roman" w:cs="Times New Roman"/>
+          <w:sz w:val="24"/>
+        </w:rPr>
+      </w:pPr>
+      <w:r>
+        <w:rPr>
+          <w:rFonts w:ascii="Times New Roman" w:eastAsia="Times New Roman" w:hAnsi="Times New Roman" w:cs="Times New Roman"/>
+          <w:sz w:val="24"/>
+        </w:rPr>
+        <w:t>Ezután a főoldalra kerülsz, ahol üdvözöl a program és megjelennek az oldal főfunkciói. Fontos, hogy az ottani ikonok a megadott részhez visznek át.</w:t>
+      </w:r>
+    </w:p>
+    <w:p>
+      <w:pPr>
+        <w:pStyle w:val="Listaszerbekezds"/>
+        <w:spacing w:after="0" w:line="240" w:lineRule="auto"/>
+        <w:ind w:left="357" w:firstLine="284"/>
+        <w:rPr>
+          <w:rFonts w:ascii="Times New Roman" w:eastAsia="Times New Roman" w:hAnsi="Times New Roman" w:cs="Times New Roman"/>
+          <w:sz w:val="24"/>
+        </w:rPr>
+      </w:pPr>
+      <w:r>
+        <w:rPr>
+          <w:rFonts w:ascii="Times New Roman" w:eastAsia="Times New Roman" w:hAnsi="Times New Roman" w:cs="Times New Roman"/>
+          <w:sz w:val="24"/>
+        </w:rPr>
+        <w:t>Az alábbi ikonok itt találhatóak:</w:t>
+      </w:r>
+    </w:p>
+    <w:tbl>
+      <w:tblPr>
+        <w:tblStyle w:val="Rcsostblzat"/>
+        <w:tblW w:w="0" w:type="auto"/>
+        <w:tblInd w:w="357" w:type="dxa"/>
+        <w:tblLook w:val="04A0" w:firstRow="1" w:lastRow="0" w:firstColumn="1" w:lastColumn="0" w:noHBand="0" w:noVBand="1"/>
+      </w:tblPr>
+      <w:tblGrid>
+        <w:gridCol w:w="1488"/>
+        <w:gridCol w:w="1489"/>
+        <w:gridCol w:w="1488"/>
+        <w:gridCol w:w="1489"/>
+        <w:gridCol w:w="1488"/>
+        <w:gridCol w:w="1489"/>
+      </w:tblGrid>
+      <w:tr>
+        <w:tc>
+          <w:tcPr>
+            <w:tcW w:w="1488" w:type="dxa"/>
+          </w:tcPr>
+          <w:p>
+            <w:pPr>
+              <w:pStyle w:val="Listaszerbekezds"/>
+              <w:spacing w:before="240"/>
+              <w:ind w:left="0"/>
+              <w:jc w:val="center"/>
+              <w:rPr>
+                <w:rFonts w:ascii="Times New Roman" w:eastAsia="Times New Roman" w:hAnsi="Times New Roman" w:cs="Times New Roman"/>
+                <w:sz w:val="24"/>
+              </w:rPr>
+            </w:pPr>
+            <w:r>
+              <w:rPr>
+                <w:rFonts w:ascii="Times New Roman" w:eastAsia="Times New Roman" w:hAnsi="Times New Roman" w:cs="Times New Roman"/>
+                <w:sz w:val="24"/>
+              </w:rPr>
+              <w:drawing>
+                <wp:inline distT="0" distB="0" distL="0" distR="0" wp14:anchorId="3720F2E5" wp14:editId="06130C7E">
+                  <wp:extent cx="288000" cy="249771"/>
+                  <wp:effectExtent l="0" t="0" r="0" b="0"/>
+                  <wp:docPr id="1" name="Kép 1"/>
+                  <wp:cNvGraphicFramePr>
+                    <a:graphicFrameLocks xmlns:a="http://schemas.openxmlformats.org/drawingml/2006/main" noChangeAspect="1"/>
+                  </wp:cNvGraphicFramePr>
+                  <a:graphic xmlns:a="http://schemas.openxmlformats.org/drawingml/2006/main">
+                    <a:graphicData uri="http://schemas.openxmlformats.org/drawingml/2006/picture">
+                      <pic:pic xmlns:pic="http://schemas.openxmlformats.org/drawingml/2006/picture">
+                        <pic:nvPicPr>
+                          <pic:cNvPr id="1" name=""/>
+                          <pic:cNvPicPr/>
+                        </pic:nvPicPr>
+                        <pic:blipFill>
+                          <a:blip r:embed="rId6"/>
+                          <a:stretch>
+                            <a:fillRect/>
+                          </a:stretch>
+                        </pic:blipFill>
+                        <pic:spPr>
+                          <a:xfrm>
+                            <a:off x="0" y="0"/>
+                            <a:ext cx="288000" cy="249771"/>
+                          </a:xfrm>
+                          <a:prstGeom prst="rect">
+                            <a:avLst/>
+                          </a:prstGeom>
+                        </pic:spPr>
+                      </pic:pic>
+                    </a:graphicData>
+                  </a:graphic>
+                </wp:inline>
+              </w:drawing>
+            </w:r>
+          </w:p>
+        </w:tc>
+        <w:tc>
+          <w:tcPr>
+            <w:tcW w:w="1489" w:type="dxa"/>
+          </w:tcPr>
+          <w:p>
+            <w:pPr>
+              <w:pStyle w:val="Listaszerbekezds"/>
+              <w:spacing w:before="240"/>
+              <w:ind w:left="0"/>
+              <w:jc w:val="center"/>
+              <w:rPr>
+                <w:rFonts w:ascii="Times New Roman" w:eastAsia="Times New Roman" w:hAnsi="Times New Roman" w:cs="Times New Roman"/>
+                <w:sz w:val="24"/>
+              </w:rPr>
+            </w:pPr>
+            <w:r>
+              <w:rPr>
+                <w:rFonts w:ascii="Times New Roman" w:eastAsia="Times New Roman" w:hAnsi="Times New Roman" w:cs="Times New Roman"/>
+                <w:sz w:val="24"/>
+              </w:rPr>
+              <w:drawing>
+                <wp:inline distT="0" distB="0" distL="0" distR="0" wp14:anchorId="0E17711F" wp14:editId="345B67E9">
+                  <wp:extent cx="288000" cy="248400"/>
+                  <wp:effectExtent l="0" t="0" r="0" b="0"/>
+                  <wp:docPr id="8" name="Kép 8"/>
+                  <wp:cNvGraphicFramePr>
+                    <a:graphicFrameLocks xmlns:a="http://schemas.openxmlformats.org/drawingml/2006/main"/>
+                  </wp:cNvGraphicFramePr>
+                  <a:graphic xmlns:a="http://schemas.openxmlformats.org/drawingml/2006/main">
+                    <a:graphicData uri="http://schemas.openxmlformats.org/drawingml/2006/picture">
+                      <pic:pic xmlns:pic="http://schemas.openxmlformats.org/drawingml/2006/picture">
+                        <pic:nvPicPr>
+                          <pic:cNvPr id="1" name=""/>
+                          <pic:cNvPicPr/>
+                        </pic:nvPicPr>
+                        <pic:blipFill>
+                          <a:blip r:embed="rId7"/>
+                          <a:stretch>
+                            <a:fillRect/>
+                          </a:stretch>
+                        </pic:blipFill>
+                        <pic:spPr>
+                          <a:xfrm>
+                            <a:off x="0" y="0"/>
+                            <a:ext cx="288000" cy="248400"/>
+                          </a:xfrm>
+                          <a:prstGeom prst="rect">
+                            <a:avLst/>
+                          </a:prstGeom>
+                        </pic:spPr>
+                      </pic:pic>
+                    </a:graphicData>
+                  </a:graphic>
+                </wp:inline>
+              </w:drawing>
+            </w:r>
+          </w:p>
+        </w:tc>
+        <w:tc>
+          <w:tcPr>
+            <w:tcW w:w="1488" w:type="dxa"/>
+          </w:tcPr>
+          <w:p>
+            <w:pPr>
+              <w:pStyle w:val="Listaszerbekezds"/>
+              <w:spacing w:before="240"/>
+              <w:ind w:left="0"/>
+              <w:jc w:val="center"/>
+              <w:rPr>
+                <w:rFonts w:ascii="Times New Roman" w:eastAsia="Times New Roman" w:hAnsi="Times New Roman" w:cs="Times New Roman"/>
+                <w:sz w:val="24"/>
+              </w:rPr>
+            </w:pPr>
+            <w:r>
+              <w:rPr>
+                <w:rFonts w:ascii="Times New Roman" w:eastAsia="Times New Roman" w:hAnsi="Times New Roman" w:cs="Times New Roman"/>
+                <w:sz w:val="24"/>
+              </w:rPr>
+              <w:drawing>
+                <wp:inline distT="0" distB="0" distL="0" distR="0" wp14:anchorId="0AAC7B8D" wp14:editId="160C7A43">
+                  <wp:extent cx="288000" cy="248400"/>
+                  <wp:effectExtent l="0" t="0" r="0" b="0"/>
+                  <wp:docPr id="2" name="Kép 2"/>
+                  <wp:cNvGraphicFramePr>
+                    <a:graphicFrameLocks xmlns:a="http://schemas.openxmlformats.org/drawingml/2006/main"/>
+                  </wp:cNvGraphicFramePr>
+                  <a:graphic xmlns:a="http://schemas.openxmlformats.org/drawingml/2006/main">
+                    <a:graphicData uri="http://schemas.openxmlformats.org/drawingml/2006/picture">
+                      <pic:pic xmlns:pic="http://schemas.openxmlformats.org/drawingml/2006/picture">
+                        <pic:nvPicPr>
+                          <pic:cNvPr id="1" name=""/>
+                          <pic:cNvPicPr/>
+                        </pic:nvPicPr>
+                        <pic:blipFill>
+                          <a:blip r:embed="rId8"/>
+                          <a:stretch>
+                            <a:fillRect/>
+                          </a:stretch>
+                        </pic:blipFill>
+                        <pic:spPr>
+                          <a:xfrm>
+                            <a:off x="0" y="0"/>
+                            <a:ext cx="288000" cy="248400"/>
+                          </a:xfrm>
+                          <a:prstGeom prst="rect">
+                            <a:avLst/>
+                          </a:prstGeom>
+                        </pic:spPr>
+                      </pic:pic>
+                    </a:graphicData>
+                  </a:graphic>
+                </wp:inline>
+              </w:drawing>
+            </w:r>
+          </w:p>
+        </w:tc>
+        <w:tc>
+          <w:tcPr>
+            <w:tcW w:w="1489" w:type="dxa"/>
+          </w:tcPr>
+          <w:p>
+            <w:pPr>
+              <w:pStyle w:val="Listaszerbekezds"/>
+              <w:spacing w:before="240"/>
+              <w:ind w:left="0"/>
+              <w:jc w:val="center"/>
+              <w:rPr>
+                <w:rFonts w:ascii="Times New Roman" w:eastAsia="Times New Roman" w:hAnsi="Times New Roman" w:cs="Times New Roman"/>
+                <w:sz w:val="24"/>
+              </w:rPr>
+            </w:pPr>
+            <w:r>
+              <w:rPr>
+                <w:rFonts w:ascii="Times New Roman" w:eastAsia="Times New Roman" w:hAnsi="Times New Roman" w:cs="Times New Roman"/>
+                <w:sz w:val="24"/>
+              </w:rPr>
+              <w:drawing>
+                <wp:inline distT="0" distB="0" distL="0" distR="0" wp14:anchorId="56E1CFDE" wp14:editId="2FF0522A">
+                  <wp:extent cx="288000" cy="248400"/>
+                  <wp:effectExtent l="0" t="0" r="0" b="0"/>
+                  <wp:docPr id="6" name="Kép 6"/>
+                  <wp:cNvGraphicFramePr>
+                    <a:graphicFrameLocks xmlns:a="http://schemas.openxmlformats.org/drawingml/2006/main"/>
+                  </wp:cNvGraphicFramePr>
+                  <a:graphic xmlns:a="http://schemas.openxmlformats.org/drawingml/2006/main">
+                    <a:graphicData uri="http://schemas.openxmlformats.org/drawingml/2006/picture">
+                      <pic:pic xmlns:pic="http://schemas.openxmlformats.org/drawingml/2006/picture">
+                        <pic:nvPicPr>
+                          <pic:cNvPr id="1" name=""/>
+                          <pic:cNvPicPr/>
+                        </pic:nvPicPr>
+                        <pic:blipFill>
+                          <a:blip r:embed="rId9"/>
+                          <a:stretch>
+                            <a:fillRect/>
+                          </a:stretch>
+                        </pic:blipFill>
+                        <pic:spPr>
+                          <a:xfrm>
+                            <a:off x="0" y="0"/>
+                            <a:ext cx="288000" cy="248400"/>
+                          </a:xfrm>
+                          <a:prstGeom prst="rect">
+                            <a:avLst/>
+                          </a:prstGeom>
+                        </pic:spPr>
+                      </pic:pic>
+                    </a:graphicData>
+                  </a:graphic>
+                </wp:inline>
+              </w:drawing>
+            </w:r>
+          </w:p>
+        </w:tc>
+        <w:tc>
+          <w:tcPr>
+            <w:tcW w:w="1488" w:type="dxa"/>
+          </w:tcPr>
+          <w:p>
+            <w:pPr>
+              <w:pStyle w:val="Listaszerbekezds"/>
+              <w:spacing w:before="240"/>
+              <w:ind w:left="0"/>
+              <w:jc w:val="center"/>
+              <w:rPr>
+                <w:rFonts w:ascii="Times New Roman" w:eastAsia="Times New Roman" w:hAnsi="Times New Roman" w:cs="Times New Roman"/>
+                <w:sz w:val="24"/>
+              </w:rPr>
+            </w:pPr>
+            <w:r>
+              <w:rPr>
+                <w:rFonts w:ascii="Times New Roman" w:eastAsia="Times New Roman" w:hAnsi="Times New Roman" w:cs="Times New Roman"/>
+                <w:sz w:val="24"/>
+              </w:rPr>
+              <w:drawing>
+                <wp:inline distT="0" distB="0" distL="0" distR="0" wp14:anchorId="4A62B5D4" wp14:editId="47E662ED">
+                  <wp:extent cx="288000" cy="248400"/>
+                  <wp:effectExtent l="0" t="0" r="0" b="0"/>
+                  <wp:docPr id="9" name="Kép 9"/>
+                  <wp:cNvGraphicFramePr>
+                    <a:graphicFrameLocks xmlns:a="http://schemas.openxmlformats.org/drawingml/2006/main"/>
+                  </wp:cNvGraphicFramePr>
+                  <a:graphic xmlns:a="http://schemas.openxmlformats.org/drawingml/2006/main">
+                    <a:graphicData uri="http://schemas.openxmlformats.org/drawingml/2006/picture">
+                      <pic:pic xmlns:pic="http://schemas.openxmlformats.org/drawingml/2006/picture">
+                        <pic:nvPicPr>
+                          <pic:cNvPr id="1" name=""/>
+                          <pic:cNvPicPr/>
+                        </pic:nvPicPr>
+                        <pic:blipFill>
+                          <a:blip r:embed="rId10"/>
+                          <a:stretch>
+                            <a:fillRect/>
+                          </a:stretch>
+                        </pic:blipFill>
+                        <pic:spPr>
+                          <a:xfrm>
+                            <a:off x="0" y="0"/>
+                            <a:ext cx="288000" cy="248400"/>
+                          </a:xfrm>
+                          <a:prstGeom prst="rect">
+                            <a:avLst/>
+                          </a:prstGeom>
+                        </pic:spPr>
+                      </pic:pic>
+                    </a:graphicData>
+                  </a:graphic>
+                </wp:inline>
+              </w:drawing>
+            </w:r>
+          </w:p>
+        </w:tc>
+        <w:tc>
+          <w:tcPr>
+            <w:tcW w:w="1489" w:type="dxa"/>
+          </w:tcPr>
+          <w:p>
+            <w:pPr>
+              <w:pStyle w:val="Listaszerbekezds"/>
+              <w:spacing w:before="240"/>
+              <w:ind w:left="0"/>
+              <w:jc w:val="center"/>
+              <w:rPr>
+                <w:rFonts w:ascii="Times New Roman" w:eastAsia="Times New Roman" w:hAnsi="Times New Roman" w:cs="Times New Roman"/>
+                <w:sz w:val="24"/>
+              </w:rPr>
+            </w:pPr>
+            <w:r>
+              <w:rPr>
+                <w:rFonts w:ascii="Times New Roman" w:eastAsia="Times New Roman" w:hAnsi="Times New Roman" w:cs="Times New Roman"/>
+                <w:sz w:val="24"/>
+              </w:rPr>
+              <w:drawing>
+                <wp:inline distT="0" distB="0" distL="0" distR="0" wp14:anchorId="2FA0D417" wp14:editId="47F53153">
+                  <wp:extent cx="288000" cy="248400"/>
+                  <wp:effectExtent l="0" t="0" r="0" b="0"/>
+                  <wp:docPr id="7" name="Kép 7"/>
+                  <wp:cNvGraphicFramePr>
+                    <a:graphicFrameLocks xmlns:a="http://schemas.openxmlformats.org/drawingml/2006/main"/>
+                  </wp:cNvGraphicFramePr>
+                  <a:graphic xmlns:a="http://schemas.openxmlformats.org/drawingml/2006/main">
+                    <a:graphicData uri="http://schemas.openxmlformats.org/drawingml/2006/picture">
+                      <pic:pic xmlns:pic="http://schemas.openxmlformats.org/drawingml/2006/picture">
+                        <pic:nvPicPr>
+                          <pic:cNvPr id="1" name=""/>
+                          <pic:cNvPicPr/>
+                        </pic:nvPicPr>
+                        <pic:blipFill>
+                          <a:blip r:embed="rId11"/>
+                          <a:stretch>
+                            <a:fillRect/>
+                          </a:stretch>
+                        </pic:blipFill>
+                        <pic:spPr>
+                          <a:xfrm>
+                            <a:off x="0" y="0"/>
+                            <a:ext cx="288000" cy="248400"/>
+                          </a:xfrm>
+                          <a:prstGeom prst="rect">
+                            <a:avLst/>
+                          </a:prstGeom>
+                        </pic:spPr>
+                      </pic:pic>
+                    </a:graphicData>
+                  </a:graphic>
+                </wp:inline>
+              </w:drawing>
+            </w:r>
+          </w:p>
+        </w:tc>
+      </w:tr>
+      <w:tr>
+        <w:tc>
+          <w:tcPr>
+            <w:tcW w:w="1488" w:type="dxa"/>
+            <w:vAlign w:val="center"/>
+          </w:tcPr>
+          <w:p>
+            <w:pPr>
+              <w:pStyle w:val="Listaszerbekezds"/>
+              <w:spacing w:before="240"/>
+              <w:ind w:left="0"/>
+              <w:jc w:val="center"/>
+              <w:rPr>
+                <w:rFonts w:ascii="Times New Roman" w:eastAsia="Times New Roman" w:hAnsi="Times New Roman" w:cs="Times New Roman"/>
+                <w:sz w:val="24"/>
+              </w:rPr>
+            </w:pPr>
+            <w:r>
+              <w:rPr>
+                <w:rFonts w:ascii="Times New Roman" w:eastAsia="Times New Roman" w:hAnsi="Times New Roman" w:cs="Times New Roman"/>
+                <w:sz w:val="24"/>
+              </w:rPr>
+              <w:t>Főoldal</w:t>
+            </w:r>
+          </w:p>
+        </w:tc>
+        <w:tc>
+          <w:tcPr>
+            <w:tcW w:w="1489" w:type="dxa"/>
+            <w:vAlign w:val="center"/>
+          </w:tcPr>
+          <w:p>
+            <w:pPr>
+              <w:pStyle w:val="Listaszerbekezds"/>
+              <w:spacing w:before="240"/>
+              <w:ind w:left="0"/>
+              <w:jc w:val="center"/>
+              <w:rPr>
+                <w:rFonts w:ascii="Times New Roman" w:eastAsia="Times New Roman" w:hAnsi="Times New Roman" w:cs="Times New Roman"/>
+                <w:sz w:val="24"/>
+              </w:rPr>
+            </w:pPr>
+            <w:r>
+              <w:rPr>
+                <w:rFonts w:ascii="Times New Roman" w:eastAsia="Times New Roman" w:hAnsi="Times New Roman" w:cs="Times New Roman"/>
+                <w:sz w:val="24"/>
+              </w:rPr>
+              <w:t>Feladataim</w:t>
+            </w:r>
+          </w:p>
+        </w:tc>
+        <w:tc>
+          <w:tcPr>
+            <w:tcW w:w="1488" w:type="dxa"/>
+            <w:vAlign w:val="center"/>
+          </w:tcPr>
+          <w:p>
+            <w:pPr>
+              <w:pStyle w:val="Listaszerbekezds"/>
+              <w:spacing w:before="240"/>
+              <w:ind w:left="0"/>
+              <w:jc w:val="center"/>
+              <w:rPr>
+                <w:rFonts w:ascii="Times New Roman" w:eastAsia="Times New Roman" w:hAnsi="Times New Roman" w:cs="Times New Roman"/>
+                <w:sz w:val="24"/>
+              </w:rPr>
+            </w:pPr>
+            <w:r>
+              <w:rPr>
+                <w:rFonts w:ascii="Times New Roman" w:eastAsia="Times New Roman" w:hAnsi="Times New Roman" w:cs="Times New Roman"/>
+                <w:sz w:val="24"/>
+              </w:rPr>
+              <w:t>Feladat készítése</w:t>
+            </w:r>
+          </w:p>
+        </w:tc>
+        <w:tc>
+          <w:tcPr>
+            <w:tcW w:w="1489" w:type="dxa"/>
+            <w:vAlign w:val="center"/>
+          </w:tcPr>
+          <w:p>
+            <w:pPr>
+              <w:pStyle w:val="Listaszerbekezds"/>
+              <w:spacing w:before="240"/>
+              <w:ind w:left="0"/>
+              <w:jc w:val="center"/>
+              <w:rPr>
+                <w:rFonts w:ascii="Times New Roman" w:eastAsia="Times New Roman" w:hAnsi="Times New Roman" w:cs="Times New Roman"/>
+                <w:sz w:val="24"/>
+              </w:rPr>
+            </w:pPr>
+            <w:r>
+              <w:rPr>
+                <w:rFonts w:ascii="Times New Roman" w:eastAsia="Times New Roman" w:hAnsi="Times New Roman" w:cs="Times New Roman"/>
+                <w:sz w:val="24"/>
+              </w:rPr>
+              <w:t>Csoportok</w:t>
+            </w:r>
+          </w:p>
+        </w:tc>
+        <w:tc>
+          <w:tcPr>
+            <w:tcW w:w="1488" w:type="dxa"/>
+            <w:vAlign w:val="center"/>
+          </w:tcPr>
+          <w:p>
+            <w:pPr>
+              <w:pStyle w:val="Listaszerbekezds"/>
+              <w:spacing w:before="240"/>
+              <w:ind w:left="0"/>
+              <w:jc w:val="center"/>
+              <w:rPr>
+                <w:rFonts w:ascii="Times New Roman" w:eastAsia="Times New Roman" w:hAnsi="Times New Roman" w:cs="Times New Roman"/>
+                <w:sz w:val="24"/>
+              </w:rPr>
+            </w:pPr>
+            <w:r>
+              <w:rPr>
+                <w:rFonts w:ascii="Times New Roman" w:eastAsia="Times New Roman" w:hAnsi="Times New Roman" w:cs="Times New Roman"/>
+                <w:sz w:val="24"/>
+              </w:rPr>
+              <w:t>Csoport készítése</w:t>
+            </w:r>
+          </w:p>
+        </w:tc>
+        <w:tc>
+          <w:tcPr>
+            <w:tcW w:w="1489" w:type="dxa"/>
+            <w:vAlign w:val="center"/>
+          </w:tcPr>
+          <w:p>
+            <w:pPr>
+              <w:pStyle w:val="Listaszerbekezds"/>
+              <w:spacing w:before="240"/>
+              <w:ind w:left="0"/>
+              <w:jc w:val="center"/>
+              <w:rPr>
+                <w:rFonts w:ascii="Times New Roman" w:eastAsia="Times New Roman" w:hAnsi="Times New Roman" w:cs="Times New Roman"/>
+                <w:sz w:val="24"/>
+              </w:rPr>
+            </w:pPr>
+            <w:r>
+              <w:rPr>
+                <w:rFonts w:ascii="Times New Roman" w:eastAsia="Times New Roman" w:hAnsi="Times New Roman" w:cs="Times New Roman"/>
+                <w:sz w:val="24"/>
+              </w:rPr>
+              <w:t>Profilom</w:t>
+            </w:r>
+          </w:p>
+        </w:tc>
+      </w:tr>
+    </w:tbl>
+    <w:p>
+      <w:pPr>
+        <w:pStyle w:val="Listaszerbekezds"/>
+        <w:spacing w:before="240" w:after="0" w:line="240" w:lineRule="auto"/>
+        <w:ind w:left="357" w:firstLine="284"/>
+        <w:rPr>
+          <w:rFonts w:ascii="Times New Roman" w:eastAsia="Times New Roman" w:hAnsi="Times New Roman" w:cs="Times New Roman"/>
+          <w:sz w:val="24"/>
+        </w:rPr>
+      </w:pPr>
+      <w:r>
+        <w:rPr>
+          <w:rFonts w:ascii="Times New Roman" w:eastAsia="Times New Roman" w:hAnsi="Times New Roman" w:cs="Times New Roman"/>
+          <w:sz w:val="24"/>
+        </w:rPr>
+        <w:t>A</w:t>
+      </w:r>
+      <w:r>
+        <w:rPr>
+          <w:rFonts w:ascii="Times New Roman" w:eastAsia="Times New Roman" w:hAnsi="Times New Roman" w:cs="Times New Roman"/>
+          <w:sz w:val="24"/>
+        </w:rPr>
+        <w:t xml:space="preserve"> </w:t>
+      </w:r>
+      <w:r>
+        <w:rPr>
+          <w:rFonts w:ascii="Times New Roman" w:eastAsia="Times New Roman" w:hAnsi="Times New Roman" w:cs="Times New Roman"/>
+          <w:sz w:val="24"/>
+        </w:rPr>
+        <w:t>„F</w:t>
+      </w:r>
+      <w:r>
+        <w:rPr>
+          <w:rFonts w:ascii="Times New Roman" w:eastAsia="Times New Roman" w:hAnsi="Times New Roman" w:cs="Times New Roman"/>
+          <w:sz w:val="24"/>
+        </w:rPr>
+        <w:t>eladat</w:t>
+      </w:r>
+      <w:r>
+        <w:rPr>
+          <w:rFonts w:ascii="Times New Roman" w:eastAsia="Times New Roman" w:hAnsi="Times New Roman" w:cs="Times New Roman"/>
+          <w:sz w:val="24"/>
+        </w:rPr>
+        <w:t>aim” opció a feladatok oldalra visz át, ahol láthatóak a neked vagy általad kiadott feladatok</w:t>
+      </w:r>
+      <w:r>
+        <w:rPr>
+          <w:rFonts w:ascii="Times New Roman" w:eastAsia="Times New Roman" w:hAnsi="Times New Roman" w:cs="Times New Roman"/>
+          <w:sz w:val="24"/>
+        </w:rPr>
+        <w:t>.</w:t>
+      </w:r>
+      <w:r>
+        <w:rPr>
+          <w:rFonts w:ascii="Times New Roman" w:eastAsia="Times New Roman" w:hAnsi="Times New Roman" w:cs="Times New Roman"/>
+          <w:sz w:val="24"/>
+        </w:rPr>
+        <w:t xml:space="preserve"> Itt tudsz továbbá új feladatokat létrehozni.</w:t>
+      </w:r>
+    </w:p>
+    <w:p>
+      <w:pPr>
+        <w:pStyle w:val="Listaszerbekezds"/>
+        <w:spacing w:before="240" w:after="0" w:line="240" w:lineRule="auto"/>
+        <w:ind w:left="357" w:firstLine="284"/>
+        <w:rPr>
+          <w:rFonts w:ascii="Times New Roman" w:eastAsia="Times New Roman" w:hAnsi="Times New Roman" w:cs="Times New Roman"/>
+          <w:sz w:val="24"/>
+        </w:rPr>
+      </w:pPr>
+      <w:r>
+        <w:rPr>
+          <w:rFonts w:ascii="Times New Roman" w:eastAsia="Times New Roman" w:hAnsi="Times New Roman" w:cs="Times New Roman"/>
+          <w:sz w:val="24"/>
+        </w:rPr>
+        <w:t>A „Feladat készítés” opcióval új feladatokat tudsz készíteni, amit ki kell adni egy csoportnak. Ha nincs csoportod, akkor a „Csoport készítése” részre kell menned.</w:t>
+      </w:r>
+    </w:p>
+    <w:p>
+      <w:pPr>
+        <w:pStyle w:val="Listaszerbekezds"/>
+        <w:spacing w:before="240" w:after="0" w:line="240" w:lineRule="auto"/>
+        <w:ind w:left="357" w:firstLine="284"/>
+        <w:rPr>
+          <w:rFonts w:ascii="Times New Roman" w:eastAsia="Times New Roman" w:hAnsi="Times New Roman" w:cs="Times New Roman"/>
+          <w:sz w:val="24"/>
+        </w:rPr>
+      </w:pPr>
+      <w:r>
+        <w:rPr>
+          <w:rFonts w:ascii="Times New Roman" w:eastAsia="Times New Roman" w:hAnsi="Times New Roman" w:cs="Times New Roman"/>
+          <w:sz w:val="24"/>
+        </w:rPr>
+        <w:t>A „Csoportok” opció azokat a csoportokat mutatja meg, ahol tagságot vagy készítő rangot élvezel. Itt tudsz új csoportot létrehozni, valamint a készítők tudják törölni a saját csoportjukat.</w:t>
+      </w:r>
+    </w:p>
+    <w:p>
+      <w:pPr>
+        <w:pStyle w:val="Listaszerbekezds"/>
+        <w:spacing w:before="240" w:after="0" w:line="240" w:lineRule="auto"/>
+        <w:ind w:left="357" w:firstLine="284"/>
+        <w:rPr>
+          <w:rFonts w:ascii="Times New Roman" w:eastAsia="Times New Roman" w:hAnsi="Times New Roman" w:cs="Times New Roman"/>
+          <w:sz w:val="24"/>
+        </w:rPr>
+      </w:pPr>
+      <w:r>
+        <w:rPr>
+          <w:rFonts w:ascii="Times New Roman" w:eastAsia="Times New Roman" w:hAnsi="Times New Roman" w:cs="Times New Roman"/>
+          <w:sz w:val="24"/>
+        </w:rPr>
+        <w:t>A „Csoport készítés” opcióval új csoportot tudsz létrehozni. Láthatóak továbbá más felhasználók, akik regisztrálták magukat az alkalmazásban. Nem jöhetnek létre olyan csoportok, ahol a csoport nevek egyeznek.</w:t>
+      </w:r>
+    </w:p>
+    <w:p>
+      <w:pPr>
+        <w:pStyle w:val="Listaszerbekezds"/>
+        <w:spacing w:before="240" w:after="0" w:line="240" w:lineRule="auto"/>
+        <w:ind w:left="357" w:firstLine="284"/>
+        <w:rPr>
+          <w:rFonts w:ascii="Times New Roman" w:eastAsia="Times New Roman" w:hAnsi="Times New Roman" w:cs="Times New Roman"/>
+          <w:sz w:val="24"/>
+        </w:rPr>
+      </w:pPr>
+      <w:r>
+        <w:rPr>
+          <w:rFonts w:ascii="Times New Roman" w:eastAsia="Times New Roman" w:hAnsi="Times New Roman" w:cs="Times New Roman"/>
+          <w:sz w:val="24"/>
+        </w:rPr>
+        <w:t xml:space="preserve">A „Profilom” opció a regisztrációkor </w:t>
+      </w:r>
+      <w:r>
+        <w:rPr>
+          <w:rFonts w:ascii="Times New Roman" w:eastAsia="Times New Roman" w:hAnsi="Times New Roman" w:cs="Times New Roman"/>
+          <w:sz w:val="24"/>
+        </w:rPr>
+        <w:t>megadott adatokat adja vissza (kivéve a jelszó). Itt tudsz kijelentkezni az alkalmazásból, amit egy megerősítést váró ablak előz meg. Ha a válasz „Igen”, akkor a visszavisz a bejelentkezéshez, valamint nem tudsz visszalapozni az előző oldalakra.</w:t>
       </w:r>
     </w:p>
     <w:p>
@@ -1793,7 +2502,7 @@
   <w:abstractNum w:abstractNumId="5" w15:restartNumberingAfterBreak="0">
     <w:nsid w:val="48105F12"/>
     <w:multiLevelType w:val="hybridMultilevel"/>
-    <w:tmpl w:val="B85E80DC"/>
+    <w:tmpl w:val="72CC7124"/>
     <w:lvl w:ilvl="0" w:tplc="040E000F">
       <w:start w:val="1"/>
       <w:numFmt w:val="decimal"/>
@@ -2783,6 +3492,25 @@
       <w:u w:val="single"/>
     </w:rPr>
   </w:style>
+  <w:style w:type="table" w:styleId="Rcsostblzat">
+    <w:name w:val="Table Grid"/>
+    <w:basedOn w:val="Normltblzat"/>
+    <w:uiPriority w:val="39"/>
+    <w:rsid w:val="00212002"/>
+    <w:pPr>
+      <w:spacing w:after="0" w:line="240" w:lineRule="auto"/>
+    </w:pPr>
+    <w:tblPr>
+      <w:tblBorders>
+        <w:top w:val="single" w:sz="4" w:space="0" w:color="auto"/>
+        <w:left w:val="single" w:sz="4" w:space="0" w:color="auto"/>
+        <w:bottom w:val="single" w:sz="4" w:space="0" w:color="auto"/>
+        <w:right w:val="single" w:sz="4" w:space="0" w:color="auto"/>
+        <w:insideH w:val="single" w:sz="4" w:space="0" w:color="auto"/>
+        <w:insideV w:val="single" w:sz="4" w:space="0" w:color="auto"/>
+      </w:tblBorders>
+    </w:tblPr>
+  </w:style>
 </w:styles>
 </file>
 
